--- a/lesmateriaal/excel-festival-datums/festival-datums-opdracht.docx
+++ b/lesmateriaal/excel-festival-datums/festival-datums-opdracht.docx
@@ -392,6 +392,146 @@
       </w:tr>
     </w:tbl>
     <w:p/>
+    <w:p>
+      <w:pPr>
+        <w:spacing w:after="120"/>
+      </w:pPr>
+      <w:r>
+        <w:rPr>
+          <w:b/>
+          <w:i w:val="0"/>
+        </w:rPr>
+        <w:t>De 9 fiches staan ACHTERAAN, na blad 5. Eén fiche per pagina, in deze volgorde:</w:t>
+      </w:r>
+    </w:p>
+    <w:tbl>
+      <w:tblPr>
+        <w:tblStyle w:val="LightGrid-Accent1"/>
+        <w:tblW w:type="auto" w:w="0"/>
+        <w:tblLook w:firstColumn="1" w:firstRow="1" w:lastColumn="0" w:lastRow="0" w:noHBand="0" w:noVBand="1" w:val="04A0"/>
+      </w:tblPr>
+      <w:tblGrid>
+        <w:gridCol w:w="5100"/>
+        <w:gridCol w:w="5100"/>
+      </w:tblGrid>
+      <w:tr>
+        <w:tc>
+          <w:tcPr>
+            <w:tcW w:type="dxa" w:w="2381"/>
+          </w:tcPr>
+          <w:p>
+            <w:r>
+              <w:rPr>
+                <w:b/>
+              </w:rPr>
+              <w:t>Deel</w:t>
+            </w:r>
+          </w:p>
+        </w:tc>
+        <w:tc>
+          <w:tcPr>
+            <w:tcW w:type="dxa" w:w="6917"/>
+          </w:tcPr>
+          <w:p>
+            <w:r>
+              <w:rPr>
+                <w:b/>
+              </w:rPr>
+              <w:t>Fiches</w:t>
+            </w:r>
+          </w:p>
+        </w:tc>
+      </w:tr>
+      <w:tr>
+        <w:tc>
+          <w:tcPr>
+            <w:tcW w:type="dxa" w:w="2381"/>
+          </w:tcPr>
+          <w:p>
+            <w:r>
+              <w:t>Rekenen met datums</w:t>
+            </w:r>
+          </w:p>
+        </w:tc>
+        <w:tc>
+          <w:tcPr>
+            <w:tcW w:type="dxa" w:w="6917"/>
+          </w:tcPr>
+          <w:p>
+            <w:r>
+              <w:t>1 Een datum is een getal   ·   2 VANDAAG   ·   3 DATUMVERSCHIL</w:t>
+            </w:r>
+          </w:p>
+        </w:tc>
+      </w:tr>
+      <w:tr>
+        <w:tc>
+          <w:tcPr>
+            <w:tcW w:type="dxa" w:w="2381"/>
+          </w:tcPr>
+          <w:p>
+            <w:r>
+              <w:t>Uit een datum halen</w:t>
+            </w:r>
+          </w:p>
+        </w:tc>
+        <w:tc>
+          <w:tcPr>
+            <w:tcW w:type="dxa" w:w="6917"/>
+          </w:tcPr>
+          <w:p>
+            <w:r>
+              <w:t>4 JAAR, MAAND en DAG   ·   5 WEEKDAG</w:t>
+            </w:r>
+          </w:p>
+        </w:tc>
+      </w:tr>
+      <w:tr>
+        <w:tc>
+          <w:tcPr>
+            <w:tcW w:type="dxa" w:w="2381"/>
+          </w:tcPr>
+          <w:p>
+            <w:r>
+              <w:t>Werkdagen</w:t>
+            </w:r>
+          </w:p>
+        </w:tc>
+        <w:tc>
+          <w:tcPr>
+            <w:tcW w:type="dxa" w:w="6917"/>
+          </w:tcPr>
+          <w:p>
+            <w:r>
+              <w:t>6 NETTO.WERKDAGEN   ·   7 WERKDAG</w:t>
+            </w:r>
+          </w:p>
+        </w:tc>
+      </w:tr>
+      <w:tr>
+        <w:tc>
+          <w:tcPr>
+            <w:tcW w:type="dxa" w:w="2381"/>
+          </w:tcPr>
+          <w:p>
+            <w:r>
+              <w:t>Zonder formules</w:t>
+            </w:r>
+          </w:p>
+        </w:tc>
+        <w:tc>
+          <w:tcPr>
+            <w:tcW w:type="dxa" w:w="6917"/>
+          </w:tcPr>
+          <w:p>
+            <w:r>
+              <w:t>8 Een tabel maken (Ctrl+T)   ·   9 Een tijdlijn</w:t>
+            </w:r>
+          </w:p>
+        </w:tc>
+      </w:tr>
+    </w:tbl>
+    <w:p/>
     <w:tbl>
       <w:tblPr>
         <w:tblStyle w:val="TableGrid"/>
@@ -519,7 +659,7 @@
           <w:color w:val="595959"/>
           <w:sz w:val="20"/>
         </w:rPr>
-        <w:t xml:space="preserve">Fiches:  </w:t>
+        <w:t xml:space="preserve">Fiches achteraan:  </w:t>
       </w:r>
       <w:r>
         <w:rPr>
@@ -948,7 +1088,7 @@
           <w:color w:val="595959"/>
           <w:sz w:val="20"/>
         </w:rPr>
-        <w:t xml:space="preserve">Fiches:  </w:t>
+        <w:t xml:space="preserve">Fiches achteraan:  </w:t>
       </w:r>
       <w:r>
         <w:rPr>
@@ -1522,7 +1662,7 @@
           <w:color w:val="595959"/>
           <w:sz w:val="20"/>
         </w:rPr>
-        <w:t xml:space="preserve">Fiches:  </w:t>
+        <w:t xml:space="preserve">Fiches achteraan:  </w:t>
       </w:r>
       <w:r>
         <w:rPr>
@@ -2015,7 +2155,7 @@
           <w:color w:val="595959"/>
           <w:sz w:val="20"/>
         </w:rPr>
-        <w:t xml:space="preserve">Fiches:  </w:t>
+        <w:t xml:space="preserve">Fiches achteraan:  </w:t>
       </w:r>
       <w:r>
         <w:rPr>
@@ -2516,7 +2656,7 @@
           <w:color w:val="595959"/>
           <w:sz w:val="20"/>
         </w:rPr>
-        <w:t xml:space="preserve">Fiches:  </w:t>
+        <w:t xml:space="preserve">Fiches achteraan:  </w:t>
       </w:r>
       <w:r>
         <w:rPr>
@@ -5856,6 +5996,7 @@
       </w:r>
     </w:p>
     <w:sectPr>
+      <w:footerReference w:type="default" r:id="rId9"/>
       <w:pgSz w:w="12240" w:h="15840"/>
       <w:pgMar w:top="850" w:right="1020" w:bottom="850" w:left="1020" w:header="720" w:footer="720" w:gutter="0"/>
       <w:cols w:space="720"/>
@@ -5863,6 +6004,49 @@
     </w:sectPr>
   </w:body>
 </w:document>
+</file>
+
+<file path=word/footer1.xml><?xml version="1.0" encoding="utf-8"?>
+<w:ftr xmlns:m="http://schemas.openxmlformats.org/officeDocument/2006/math" xmlns:mc="http://schemas.openxmlformats.org/markup-compatibility/2006" xmlns:mo="http://schemas.microsoft.com/office/mac/office/2008/main" xmlns:mv="urn:schemas-microsoft-com:mac:vml" xmlns:o="urn:schemas-microsoft-com:office:office" xmlns:r="http://schemas.openxmlformats.org/officeDocument/2006/relationships" xmlns:v="urn:schemas-microsoft-com:vml" xmlns:w10="urn:schemas-microsoft-com:office:word" xmlns:w14="http://schemas.microsoft.com/office/word/2010/wordml" xmlns:w="http://schemas.openxmlformats.org/wordprocessingml/2006/main" xmlns:wne="http://schemas.microsoft.com/office/word/2006/wordml" xmlns:wp14="http://schemas.microsoft.com/office/word/2010/wordprocessingDrawing" xmlns:wp="http://schemas.openxmlformats.org/drawingml/2006/wordprocessingDrawing" xmlns:wpc="http://schemas.microsoft.com/office/word/2010/wordprocessingCanvas" xmlns:wpg="http://schemas.microsoft.com/office/word/2010/wordprocessingGroup" xmlns:wpi="http://schemas.microsoft.com/office/word/2010/wordprocessingInk" xmlns:wps="http://schemas.microsoft.com/office/word/2010/wordprocessingShape" mc:Ignorable="w14 wp14">
+  <w:p>
+    <w:pPr>
+      <w:pStyle w:val="Footer"/>
+      <w:jc w:val="center"/>
+    </w:pPr>
+    <w:r>
+      <w:rPr>
+        <w:color w:val="595959"/>
+        <w:sz w:val="18"/>
+      </w:rPr>
+      <w:t xml:space="preserve">opdracht    ·    blz. </w:t>
+    </w:r>
+    <w:r>
+      <w:rPr>
+        <w:color w:val="595959"/>
+        <w:sz w:val="18"/>
+      </w:rPr>
+      <w:fldChar w:fldCharType="begin"/>
+      <w:instrText xml:space="preserve"> PAGE </w:instrText>
+      <w:fldChar w:fldCharType="end"/>
+    </w:r>
+    <w:r>
+      <w:rPr>
+        <w:color w:val="595959"/>
+        <w:sz w:val="18"/>
+      </w:rPr>
+      <w:t xml:space="preserve"> van </w:t>
+    </w:r>
+    <w:r>
+      <w:rPr>
+        <w:color w:val="595959"/>
+        <w:sz w:val="18"/>
+      </w:rPr>
+      <w:fldChar w:fldCharType="begin"/>
+      <w:instrText xml:space="preserve"> NUMPAGES </w:instrText>
+      <w:fldChar w:fldCharType="end"/>
+    </w:r>
+  </w:p>
+</w:ftr>
 </file>
 
 <file path=word/numbering.xml><?xml version="1.0" encoding="utf-8"?>
